--- a/SE Lab/Smart Parking System SRS.docx
+++ b/SE Lab/Smart Parking System SRS.docx
@@ -399,7 +399,7 @@
           </mc:Choice>
           <mc:Fallback>
             <w:pict>
-              <v:group w14:anchorId="1684ED76" id="Group 1" o:spid="_x0000_s1026" style="position:absolute;margin-left:24pt;margin-top:24pt;width:564pt;height:744pt;z-index:-15891456;mso-wrap-distance-left:0;mso-wrap-distance-right:0;mso-position-horizontal-relative:page;mso-position-vertical-relative:page" coordsize="71628,94488" o:gfxdata="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">
+              <v:group w14:anchorId="5FCD4FCD" id="Group 1" o:spid="_x0000_s1026" style="position:absolute;margin-left:24pt;margin-top:24pt;width:564pt;height:744pt;z-index:-15891456;mso-wrap-distance-left:0;mso-wrap-distance-right:0;mso-position-horizontal-relative:page;mso-position-vertical-relative:page" coordsize="71628,94488" o:gfxdata="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">
                 <v:shape id="Graphic 2" o:spid="_x0000_s1027" style="position:absolute;width:552;height:552;visibility:visible;mso-wrap-style:square;v-text-anchor:top" coordsize="55244,55244" o:gfxdata="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" path="m54851,36576r-18275,l36576,54864r18275,l54851,36576xem54851,l18275,,,,,18288,,54864r18275,l18275,18288r36576,l54851,xe" fillcolor="black" stroked="f">
                   <v:path arrowok="t"/>
                 </v:shape>
@@ -4212,7 +4212,6 @@
         <w:pStyle w:val="BodyText"/>
         <w:spacing w:before="240" w:line="288" w:lineRule="auto"/>
         <w:ind w:right="794"/>
-        <w:jc w:val="center"/>
         <w:rPr>
           <w:b/>
           <w:bCs/>
@@ -4425,7 +4424,6 @@
         <w:pStyle w:val="BodyText"/>
         <w:spacing w:before="240" w:line="288" w:lineRule="auto"/>
         <w:ind w:right="794"/>
-        <w:jc w:val="center"/>
         <w:rPr>
           <w:b/>
           <w:bCs/>
@@ -4779,7 +4777,6 @@
         <w:pStyle w:val="BodyText"/>
         <w:spacing w:before="240" w:line="288" w:lineRule="auto"/>
         <w:ind w:right="794"/>
-        <w:jc w:val="center"/>
         <w:rPr>
           <w:b/>
           <w:bCs/>
@@ -5060,7 +5057,6 @@
         <w:pStyle w:val="BodyText"/>
         <w:spacing w:before="240" w:line="288" w:lineRule="auto"/>
         <w:ind w:right="794"/>
-        <w:jc w:val="center"/>
         <w:rPr>
           <w:b/>
           <w:bCs/>
@@ -5584,7 +5580,7 @@
           </mc:Choice>
           <mc:Fallback>
             <w:pict>
-              <v:line w14:anchorId="62F2A22C" id="Straight Connector 4" o:spid="_x0000_s1026" style="position:absolute;z-index:487588864;visibility:visible;mso-wrap-style:square;mso-wrap-distance-left:9pt;mso-wrap-distance-top:0;mso-wrap-distance-right:9pt;mso-wrap-distance-bottom:0;mso-position-horizontal:absolute;mso-position-horizontal-relative:text;mso-position-vertical:absolute;mso-position-vertical-relative:text" from="-15.7pt,13.65pt" to="510.35pt,13.65pt" o:gfxdata="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" strokecolor="black [3200]" strokeweight="2pt">
+              <v:line w14:anchorId="4485D34C" id="Straight Connector 4" o:spid="_x0000_s1026" style="position:absolute;z-index:487588864;visibility:visible;mso-wrap-style:square;mso-wrap-distance-left:9pt;mso-wrap-distance-top:0;mso-wrap-distance-right:9pt;mso-wrap-distance-bottom:0;mso-position-horizontal:absolute;mso-position-horizontal-relative:text;mso-position-vertical:absolute;mso-position-vertical-relative:text" from="-15.7pt,13.65pt" to="510.35pt,13.65pt" o:gfxdata="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" strokecolor="black [3200]" strokeweight="2pt">
                 <v:shadow on="t" color="black" opacity="24903f" origin=",.5" offset="0,.55556mm"/>
               </v:line>
             </w:pict>
@@ -5638,7 +5634,6 @@
         <w:pStyle w:val="BodyText"/>
         <w:spacing w:before="240" w:line="288" w:lineRule="auto"/>
         <w:ind w:left="720" w:right="794"/>
-        <w:jc w:val="center"/>
         <w:rPr>
           <w:b/>
           <w:bCs/>
@@ -5695,7 +5690,6 @@
         <w:pStyle w:val="BodyText"/>
         <w:spacing w:before="240" w:line="288" w:lineRule="auto"/>
         <w:ind w:left="720" w:right="794"/>
-        <w:jc w:val="center"/>
         <w:rPr>
           <w:b/>
           <w:bCs/>
@@ -5898,7 +5892,6 @@
         <w:pStyle w:val="BodyText"/>
         <w:spacing w:before="240" w:line="288" w:lineRule="auto"/>
         <w:ind w:left="720" w:right="794"/>
-        <w:jc w:val="center"/>
         <w:rPr>
           <w:b/>
           <w:bCs/>
@@ -6000,7 +5993,6 @@
         <w:pStyle w:val="BodyText"/>
         <w:spacing w:before="240" w:line="288" w:lineRule="auto"/>
         <w:ind w:left="720" w:right="794"/>
-        <w:jc w:val="center"/>
         <w:rPr>
           <w:b/>
           <w:bCs/>
@@ -6228,7 +6220,6 @@
         <w:pStyle w:val="BodyText"/>
         <w:spacing w:before="240" w:line="288" w:lineRule="auto"/>
         <w:ind w:left="720" w:right="794"/>
-        <w:jc w:val="center"/>
         <w:rPr>
           <w:b/>
           <w:bCs/>
@@ -6391,7 +6382,6 @@
         <w:pStyle w:val="BodyText"/>
         <w:spacing w:before="240" w:line="288" w:lineRule="auto"/>
         <w:ind w:left="720" w:right="794"/>
-        <w:jc w:val="center"/>
         <w:rPr>
           <w:b/>
           <w:bCs/>
@@ -6535,7 +6525,6 @@
         <w:pStyle w:val="BodyText"/>
         <w:spacing w:before="240" w:line="288" w:lineRule="auto"/>
         <w:ind w:left="720" w:right="794"/>
-        <w:jc w:val="center"/>
         <w:rPr>
           <w:b/>
           <w:bCs/>
@@ -6856,7 +6845,7 @@
           </mc:Choice>
           <mc:Fallback>
             <w:pict>
-              <v:line w14:anchorId="46862F13" id="Straight Connector 4" o:spid="_x0000_s1026" style="position:absolute;z-index:487590912;visibility:visible;mso-wrap-style:square;mso-wrap-distance-left:9pt;mso-wrap-distance-top:0;mso-wrap-distance-right:9pt;mso-wrap-distance-bottom:0;mso-position-horizontal:absolute;mso-position-horizontal-relative:text;mso-position-vertical:absolute;mso-position-vertical-relative:text" from="0,2.95pt" to="526.05pt,2.95pt" o:gfxdata="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" strokecolor="black [3200]" strokeweight="2pt">
+              <v:line w14:anchorId="271AC7D6" id="Straight Connector 4" o:spid="_x0000_s1026" style="position:absolute;z-index:487590912;visibility:visible;mso-wrap-style:square;mso-wrap-distance-left:9pt;mso-wrap-distance-top:0;mso-wrap-distance-right:9pt;mso-wrap-distance-bottom:0;mso-position-horizontal:absolute;mso-position-horizontal-relative:text;mso-position-vertical:absolute;mso-position-vertical-relative:text" from="0,2.95pt" to="526.05pt,2.95pt" o:gfxdata="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" strokecolor="black [3200]" strokeweight="2pt">
                 <v:shadow on="t" color="black" opacity="24903f" origin=",.5" offset="0,.55556mm"/>
               </v:line>
             </w:pict>
@@ -6930,7 +6919,6 @@
         <w:pStyle w:val="BodyText"/>
         <w:spacing w:before="240" w:line="288" w:lineRule="auto"/>
         <w:ind w:left="720" w:right="794"/>
-        <w:jc w:val="center"/>
         <w:rPr>
           <w:b/>
           <w:bCs/>
@@ -6965,7 +6953,6 @@
         <w:rPr>
           <w:b/>
           <w:bCs/>
-          <w:u w:val="single"/>
           <w:lang w:val="en-IN"/>
         </w:rPr>
         <w:t>FR1 – User Registration:</w:t>
@@ -6974,7 +6961,13 @@
         <w:rPr>
           <w:lang w:val="en-IN"/>
         </w:rPr>
-        <w:t xml:space="preserve"> The system shall allow new users to create an account.</w:t>
+        <w:t xml:space="preserve"> </w:t>
+      </w:r>
+      <w:r>
+        <w:rPr>
+          <w:lang w:val="en-IN"/>
+        </w:rPr>
+        <w:t>The system shall allow new users to create an account.</w:t>
       </w:r>
     </w:p>
     <w:p>
@@ -6990,7 +6983,6 @@
         <w:rPr>
           <w:b/>
           <w:bCs/>
-          <w:u w:val="single"/>
           <w:lang w:val="en-IN"/>
         </w:rPr>
         <w:t>FR2 – User Login:</w:t>
@@ -7015,7 +7007,6 @@
         <w:rPr>
           <w:b/>
           <w:bCs/>
-          <w:u w:val="single"/>
           <w:lang w:val="en-IN"/>
         </w:rPr>
         <w:t>FR3 – Login Validation:</w:t>
@@ -7032,7 +7023,6 @@
         <w:pStyle w:val="BodyText"/>
         <w:spacing w:before="240" w:line="288" w:lineRule="auto"/>
         <w:ind w:left="720" w:right="794"/>
-        <w:jc w:val="center"/>
         <w:rPr>
           <w:b/>
           <w:bCs/>
@@ -7067,16 +7057,48 @@
         <w:rPr>
           <w:b/>
           <w:bCs/>
+          <w:lang w:val="en-IN"/>
+        </w:rPr>
+        <w:t>FR4 – View Profile:</w:t>
+      </w:r>
+      <w:r>
+        <w:rPr>
+          <w:lang w:val="en-IN"/>
+        </w:rPr>
+        <w:t xml:space="preserve"> The system shall allow users to view their profile information.</w:t>
+      </w:r>
+    </w:p>
+    <w:p>
+      <w:pPr>
+        <w:pStyle w:val="BodyText"/>
+        <w:spacing w:before="240" w:line="288" w:lineRule="auto"/>
+        <w:ind w:left="720" w:right="794"/>
+        <w:rPr>
+          <w:lang w:val="en-IN"/>
+        </w:rPr>
+      </w:pPr>
+      <w:r>
+        <w:rPr>
+          <w:b/>
+          <w:bCs/>
+          <w:lang w:val="en-IN"/>
+        </w:rPr>
+        <w:t>FR5 – Update Profile</w:t>
+      </w:r>
+      <w:r>
+        <w:rPr>
+          <w:b/>
+          <w:bCs/>
           <w:u w:val="single"/>
           <w:lang w:val="en-IN"/>
         </w:rPr>
-        <w:t>FR4 – View Profile:</w:t>
-      </w:r>
-      <w:r>
-        <w:rPr>
-          <w:lang w:val="en-IN"/>
-        </w:rPr>
-        <w:t xml:space="preserve"> The system shall allow users to view their profile information.</w:t>
+        <w:t>:</w:t>
+      </w:r>
+      <w:r>
+        <w:rPr>
+          <w:lang w:val="en-IN"/>
+        </w:rPr>
+        <w:t xml:space="preserve"> The system shall allow users to update their basic profile details.</w:t>
       </w:r>
     </w:p>
     <w:p>
@@ -7084,32 +7106,6 @@
         <w:pStyle w:val="BodyText"/>
         <w:spacing w:before="240" w:line="288" w:lineRule="auto"/>
         <w:ind w:left="720" w:right="794"/>
-        <w:rPr>
-          <w:lang w:val="en-IN"/>
-        </w:rPr>
-      </w:pPr>
-      <w:r>
-        <w:rPr>
-          <w:b/>
-          <w:bCs/>
-          <w:u w:val="single"/>
-          <w:lang w:val="en-IN"/>
-        </w:rPr>
-        <w:t>FR5 – Update Profile:</w:t>
-      </w:r>
-      <w:r>
-        <w:rPr>
-          <w:lang w:val="en-IN"/>
-        </w:rPr>
-        <w:t xml:space="preserve"> The system shall allow users to update their basic profile details.</w:t>
-      </w:r>
-    </w:p>
-    <w:p>
-      <w:pPr>
-        <w:pStyle w:val="BodyText"/>
-        <w:spacing w:before="240" w:line="288" w:lineRule="auto"/>
-        <w:ind w:left="720" w:right="794"/>
-        <w:jc w:val="center"/>
         <w:rPr>
           <w:b/>
           <w:bCs/>
@@ -7142,16 +7138,48 @@
         <w:rPr>
           <w:b/>
           <w:bCs/>
+          <w:lang w:val="en-IN"/>
+        </w:rPr>
+        <w:t>FR6 – Search Parking:</w:t>
+      </w:r>
+      <w:r>
+        <w:rPr>
+          <w:lang w:val="en-IN"/>
+        </w:rPr>
+        <w:t xml:space="preserve"> The system shall allow users to search for available parking spaces.</w:t>
+      </w:r>
+    </w:p>
+    <w:p>
+      <w:pPr>
+        <w:pStyle w:val="BodyText"/>
+        <w:spacing w:before="240" w:line="288" w:lineRule="auto"/>
+        <w:ind w:left="720" w:right="794"/>
+        <w:rPr>
+          <w:lang w:val="en-IN"/>
+        </w:rPr>
+      </w:pPr>
+      <w:r>
+        <w:rPr>
+          <w:b/>
+          <w:bCs/>
+          <w:lang w:val="en-IN"/>
+        </w:rPr>
+        <w:t>FR7 – View Parking Details</w:t>
+      </w:r>
+      <w:r>
+        <w:rPr>
+          <w:b/>
+          <w:bCs/>
           <w:u w:val="single"/>
           <w:lang w:val="en-IN"/>
         </w:rPr>
-        <w:t>FR6 – Search Parking:</w:t>
-      </w:r>
-      <w:r>
-        <w:rPr>
-          <w:lang w:val="en-IN"/>
-        </w:rPr>
-        <w:t xml:space="preserve"> The system shall allow users to search for available parking spaces.</w:t>
+        <w:t>:</w:t>
+      </w:r>
+      <w:r>
+        <w:rPr>
+          <w:lang w:val="en-IN"/>
+        </w:rPr>
+        <w:t xml:space="preserve"> The system shall display the parking space number and its availability status.</w:t>
       </w:r>
     </w:p>
     <w:p>
@@ -7159,32 +7187,6 @@
         <w:pStyle w:val="BodyText"/>
         <w:spacing w:before="240" w:line="288" w:lineRule="auto"/>
         <w:ind w:left="720" w:right="794"/>
-        <w:rPr>
-          <w:lang w:val="en-IN"/>
-        </w:rPr>
-      </w:pPr>
-      <w:r>
-        <w:rPr>
-          <w:b/>
-          <w:bCs/>
-          <w:u w:val="single"/>
-          <w:lang w:val="en-IN"/>
-        </w:rPr>
-        <w:t>FR7 – View Parking Details:</w:t>
-      </w:r>
-      <w:r>
-        <w:rPr>
-          <w:lang w:val="en-IN"/>
-        </w:rPr>
-        <w:t xml:space="preserve"> The system shall display the parking space number and its availability status.</w:t>
-      </w:r>
-    </w:p>
-    <w:p>
-      <w:pPr>
-        <w:pStyle w:val="BodyText"/>
-        <w:spacing w:before="240" w:line="288" w:lineRule="auto"/>
-        <w:ind w:left="720" w:right="794"/>
-        <w:jc w:val="center"/>
         <w:rPr>
           <w:b/>
           <w:bCs/>
@@ -7219,10 +7221,18 @@
         <w:rPr>
           <w:b/>
           <w:bCs/>
+          <w:lang w:val="en-IN"/>
+        </w:rPr>
+        <w:t>FR8 – View Availability</w:t>
+      </w:r>
+      <w:r>
+        <w:rPr>
+          <w:b/>
+          <w:bCs/>
           <w:u w:val="single"/>
           <w:lang w:val="en-IN"/>
         </w:rPr>
-        <w:t>FR8 – View Availability:</w:t>
+        <w:t>:</w:t>
       </w:r>
       <w:r>
         <w:rPr>
@@ -7244,7 +7254,6 @@
         <w:rPr>
           <w:b/>
           <w:bCs/>
-          <w:u w:val="single"/>
           <w:lang w:val="en-IN"/>
         </w:rPr>
         <w:t>FR9 – Update Status:</w:t>
@@ -7261,7 +7270,6 @@
         <w:pStyle w:val="BodyText"/>
         <w:spacing w:before="240" w:line="288" w:lineRule="auto"/>
         <w:ind w:left="720" w:right="794"/>
-        <w:jc w:val="center"/>
         <w:rPr>
           <w:b/>
           <w:bCs/>
@@ -7289,7 +7297,6 @@
         <w:pStyle w:val="BodyText"/>
         <w:spacing w:before="240" w:line="288" w:lineRule="auto"/>
         <w:ind w:left="720" w:right="794"/>
-        <w:jc w:val="center"/>
         <w:rPr>
           <w:b/>
           <w:bCs/>
@@ -7303,7 +7310,6 @@
         <w:rPr>
           <w:b/>
           <w:bCs/>
-          <w:u w:val="single"/>
           <w:lang w:val="en-IN"/>
         </w:rPr>
         <w:t>FR10 – Select Parking Space:</w:t>
@@ -7328,7 +7334,6 @@
         <w:rPr>
           <w:b/>
           <w:bCs/>
-          <w:u w:val="single"/>
           <w:lang w:val="en-IN"/>
         </w:rPr>
         <w:t>FR11 – Reserve Parking:</w:t>
@@ -7353,7 +7358,6 @@
         <w:rPr>
           <w:b/>
           <w:bCs/>
-          <w:u w:val="single"/>
           <w:lang w:val="en-IN"/>
         </w:rPr>
         <w:t>FR12 – Prevent Duplicate Booking:</w:t>
@@ -7370,7 +7374,6 @@
         <w:pStyle w:val="BodyText"/>
         <w:spacing w:before="240" w:line="288" w:lineRule="auto"/>
         <w:ind w:left="720" w:right="794"/>
-        <w:jc w:val="center"/>
         <w:rPr>
           <w:b/>
           <w:bCs/>
@@ -7403,7 +7406,6 @@
         <w:rPr>
           <w:b/>
           <w:bCs/>
-          <w:u w:val="single"/>
           <w:lang w:val="en-IN"/>
         </w:rPr>
         <w:t>FR13 – View Booking:</w:t>
@@ -7428,7 +7430,6 @@
         <w:rPr>
           <w:b/>
           <w:bCs/>
-          <w:u w:val="single"/>
           <w:lang w:val="en-IN"/>
         </w:rPr>
         <w:t>FR14 – Cancel Booking:</w:t>
@@ -7453,7 +7454,6 @@
         <w:rPr>
           <w:b/>
           <w:bCs/>
-          <w:u w:val="single"/>
           <w:lang w:val="en-IN"/>
         </w:rPr>
         <w:t>FR15 – Update Booking Status:</w:t>
@@ -7470,7 +7470,6 @@
         <w:pStyle w:val="BodyText"/>
         <w:spacing w:before="240" w:line="288" w:lineRule="auto"/>
         <w:ind w:left="720" w:right="794"/>
-        <w:jc w:val="center"/>
         <w:rPr>
           <w:b/>
           <w:bCs/>
@@ -7505,7 +7504,6 @@
         <w:rPr>
           <w:b/>
           <w:bCs/>
-          <w:u w:val="single"/>
           <w:lang w:val="en-IN"/>
         </w:rPr>
         <w:t>FR16 – Add Parking Space:</w:t>
@@ -7530,7 +7528,6 @@
         <w:rPr>
           <w:b/>
           <w:bCs/>
-          <w:u w:val="single"/>
           <w:lang w:val="en-IN"/>
         </w:rPr>
         <w:t>FR17 – Update Parking Space:</w:t>
@@ -7555,7 +7552,6 @@
         <w:rPr>
           <w:b/>
           <w:bCs/>
-          <w:u w:val="single"/>
           <w:lang w:val="en-IN"/>
         </w:rPr>
         <w:t>FR18 – Delete Parking Space:</w:t>
@@ -7572,7 +7568,6 @@
         <w:pStyle w:val="BodyText"/>
         <w:spacing w:before="240" w:line="288" w:lineRule="auto"/>
         <w:ind w:left="720" w:right="794"/>
-        <w:jc w:val="center"/>
         <w:rPr>
           <w:b/>
           <w:bCs/>
@@ -7605,7 +7600,6 @@
         <w:rPr>
           <w:b/>
           <w:bCs/>
-          <w:u w:val="single"/>
           <w:lang w:val="en-IN"/>
         </w:rPr>
         <w:t>FR19 – View Users:</w:t>
@@ -7630,7 +7624,6 @@
         <w:rPr>
           <w:b/>
           <w:bCs/>
-          <w:u w:val="single"/>
           <w:lang w:val="en-IN"/>
         </w:rPr>
         <w:t>FR20 – Manage Users:</w:t>
@@ -7657,7 +7650,6 @@
         <w:pStyle w:val="BodyText"/>
         <w:spacing w:before="240" w:line="288" w:lineRule="auto"/>
         <w:ind w:left="720" w:right="794"/>
-        <w:jc w:val="center"/>
         <w:rPr>
           <w:b/>
           <w:bCs/>
@@ -7693,7 +7685,6 @@
         <w:rPr>
           <w:b/>
           <w:bCs/>
-          <w:u w:val="single"/>
           <w:lang w:val="en-IN"/>
         </w:rPr>
         <w:t>FR21 – Store Booking:</w:t>
@@ -7718,7 +7709,6 @@
         <w:rPr>
           <w:b/>
           <w:bCs/>
-          <w:u w:val="single"/>
           <w:lang w:val="en-IN"/>
         </w:rPr>
         <w:t>FR22 – View Booking Records:</w:t>
@@ -7735,7 +7725,6 @@
         <w:pStyle w:val="BodyText"/>
         <w:spacing w:before="240" w:line="288" w:lineRule="auto"/>
         <w:ind w:left="720" w:right="794"/>
-        <w:jc w:val="center"/>
         <w:rPr>
           <w:b/>
           <w:bCs/>
@@ -7770,7 +7759,6 @@
         <w:rPr>
           <w:b/>
           <w:bCs/>
-          <w:u w:val="single"/>
           <w:lang w:val="en-IN"/>
         </w:rPr>
         <w:t>FR23 – Confirmation Message:</w:t>
@@ -7795,7 +7783,6 @@
         <w:rPr>
           <w:b/>
           <w:bCs/>
-          <w:u w:val="single"/>
           <w:lang w:val="en-IN"/>
         </w:rPr>
         <w:t>FR24 – Error Message:</w:t>
@@ -7812,7 +7799,6 @@
         <w:pStyle w:val="BodyText"/>
         <w:spacing w:before="240" w:line="288" w:lineRule="auto"/>
         <w:ind w:left="720" w:right="794"/>
-        <w:jc w:val="center"/>
         <w:rPr>
           <w:b/>
           <w:bCs/>
@@ -7847,7 +7833,6 @@
         <w:rPr>
           <w:b/>
           <w:bCs/>
-          <w:u w:val="single"/>
           <w:lang w:val="en-IN"/>
         </w:rPr>
         <w:t>FR25 – User Logout:</w:t>
@@ -7864,7 +7849,6 @@
         <w:pStyle w:val="BodyText"/>
         <w:spacing w:before="240" w:line="288" w:lineRule="auto"/>
         <w:ind w:left="720" w:right="794"/>
-        <w:jc w:val="center"/>
         <w:rPr>
           <w:b/>
           <w:bCs/>
@@ -7899,7 +7883,6 @@
         <w:rPr>
           <w:b/>
           <w:bCs/>
-          <w:u w:val="single"/>
           <w:lang w:val="en-IN"/>
         </w:rPr>
         <w:t>FR26 – Role-Based Access:</w:t>
@@ -7924,7 +7907,6 @@
         <w:rPr>
           <w:b/>
           <w:bCs/>
-          <w:u w:val="single"/>
           <w:lang w:val="en-IN"/>
         </w:rPr>
         <w:t>FR27 – Admin Security:</w:t>
@@ -8015,7 +7997,7 @@
           </mc:Choice>
           <mc:Fallback>
             <w:pict>
-              <v:line w14:anchorId="4D28BAE8" id="Straight Connector 4" o:spid="_x0000_s1026" style="position:absolute;z-index:487592960;visibility:visible;mso-wrap-style:square;mso-wrap-distance-left:9pt;mso-wrap-distance-top:0;mso-wrap-distance-right:9pt;mso-wrap-distance-bottom:0;mso-position-horizontal:absolute;mso-position-horizontal-relative:text;mso-position-vertical:absolute;mso-position-vertical-relative:text" from="0,3pt" to="526.05pt,3pt" o:gfxdata="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" strokecolor="black [3200]" strokeweight="2pt">
+              <v:line w14:anchorId="01E27CB3" id="Straight Connector 4" o:spid="_x0000_s1026" style="position:absolute;z-index:487592960;visibility:visible;mso-wrap-style:square;mso-wrap-distance-left:9pt;mso-wrap-distance-top:0;mso-wrap-distance-right:9pt;mso-wrap-distance-bottom:0;mso-position-horizontal:absolute;mso-position-horizontal-relative:text;mso-position-vertical:absolute;mso-position-vertical-relative:text" from="0,3pt" to="526.05pt,3pt" o:gfxdata="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" strokecolor="black [3200]" strokeweight="2pt">
                 <v:shadow on="t" color="black" opacity="24903f" origin=",.5" offset="0,.55556mm"/>
               </v:line>
             </w:pict>
@@ -8136,7 +8118,6 @@
         <w:pStyle w:val="BodyText"/>
         <w:spacing w:before="240" w:line="288" w:lineRule="auto"/>
         <w:ind w:left="720" w:right="794"/>
-        <w:jc w:val="center"/>
         <w:rPr>
           <w:b/>
           <w:bCs/>
@@ -8171,7 +8152,6 @@
         <w:rPr>
           <w:b/>
           <w:bCs/>
-          <w:u w:val="single"/>
           <w:lang w:val="en-IN"/>
         </w:rPr>
         <w:t>NFR1 – Response Time:</w:t>
@@ -8196,7 +8176,6 @@
         <w:rPr>
           <w:b/>
           <w:bCs/>
-          <w:u w:val="single"/>
           <w:lang w:val="en-IN"/>
         </w:rPr>
         <w:t>NFR2 – System Performance:</w:t>
@@ -8213,7 +8192,6 @@
         <w:pStyle w:val="BodyText"/>
         <w:spacing w:before="240" w:line="288" w:lineRule="auto"/>
         <w:ind w:left="720" w:right="794"/>
-        <w:jc w:val="center"/>
         <w:rPr>
           <w:b/>
           <w:bCs/>
@@ -8248,7 +8226,6 @@
         <w:rPr>
           <w:b/>
           <w:bCs/>
-          <w:u w:val="single"/>
           <w:lang w:val="en-IN"/>
         </w:rPr>
         <w:t>NFR3 – User-Friendly Interface:</w:t>
@@ -8273,7 +8250,6 @@
         <w:rPr>
           <w:b/>
           <w:bCs/>
-          <w:u w:val="single"/>
           <w:lang w:val="en-IN"/>
         </w:rPr>
         <w:t>NFR4 – Easy Navigation:</w:t>
@@ -8290,7 +8266,6 @@
         <w:pStyle w:val="BodyText"/>
         <w:spacing w:before="240" w:line="288" w:lineRule="auto"/>
         <w:ind w:left="720" w:right="794"/>
-        <w:jc w:val="center"/>
         <w:rPr>
           <w:b/>
           <w:bCs/>
@@ -8325,7 +8300,6 @@
         <w:rPr>
           <w:b/>
           <w:bCs/>
-          <w:u w:val="single"/>
           <w:lang w:val="en-IN"/>
         </w:rPr>
         <w:t>NFR5 – User Authentication:</w:t>
@@ -8350,7 +8324,6 @@
         <w:rPr>
           <w:b/>
           <w:bCs/>
-          <w:u w:val="single"/>
           <w:lang w:val="en-IN"/>
         </w:rPr>
         <w:t>NFR6 – Data Protection:</w:t>
@@ -8367,7 +8340,6 @@
         <w:pStyle w:val="BodyText"/>
         <w:spacing w:before="240" w:line="288" w:lineRule="auto"/>
         <w:ind w:left="720" w:right="794"/>
-        <w:jc w:val="center"/>
         <w:rPr>
           <w:b/>
           <w:bCs/>
@@ -8402,7 +8374,6 @@
         <w:rPr>
           <w:b/>
           <w:bCs/>
-          <w:u w:val="single"/>
           <w:lang w:val="en-IN"/>
         </w:rPr>
         <w:t>NFR7 – Accurate Information:</w:t>
@@ -8427,7 +8398,6 @@
         <w:rPr>
           <w:b/>
           <w:bCs/>
-          <w:u w:val="single"/>
           <w:lang w:val="en-IN"/>
         </w:rPr>
         <w:t>NFR8 – Error Handling:</w:t>
@@ -8444,7 +8414,6 @@
         <w:pStyle w:val="BodyText"/>
         <w:spacing w:before="240" w:line="288" w:lineRule="auto"/>
         <w:ind w:left="720" w:right="794"/>
-        <w:jc w:val="center"/>
         <w:rPr>
           <w:b/>
           <w:bCs/>
@@ -8479,14 +8448,12 @@
         <w:rPr>
           <w:b/>
           <w:bCs/>
-          <w:u w:val="single"/>
           <w:lang w:val="en-IN"/>
         </w:rPr>
         <w:t>NFR9 – System Availability:</w:t>
       </w:r>
       <w:r>
         <w:rPr>
-          <w:u w:val="single"/>
           <w:lang w:val="en-IN"/>
         </w:rPr>
         <w:t xml:space="preserve"> </w:t>
@@ -8518,7 +8485,6 @@
         <w:rPr>
           <w:b/>
           <w:bCs/>
-          <w:u w:val="single"/>
           <w:lang w:val="en-IN"/>
         </w:rPr>
         <w:t>NFR10 – Data Availability:</w:t>
@@ -8535,7 +8501,6 @@
         <w:pStyle w:val="BodyText"/>
         <w:spacing w:before="240" w:line="288" w:lineRule="auto"/>
         <w:ind w:left="720" w:right="794"/>
-        <w:jc w:val="center"/>
         <w:rPr>
           <w:b/>
           <w:bCs/>
@@ -8570,7 +8535,6 @@
         <w:rPr>
           <w:b/>
           <w:bCs/>
-          <w:u w:val="single"/>
           <w:lang w:val="en-IN"/>
         </w:rPr>
         <w:t>NFR11 – Easy Maintenance:</w:t>
@@ -8595,7 +8559,6 @@
         <w:rPr>
           <w:b/>
           <w:bCs/>
-          <w:u w:val="single"/>
           <w:lang w:val="en-IN"/>
         </w:rPr>
         <w:t>NFR12 – Modular Design:</w:t>
@@ -8612,7 +8575,6 @@
         <w:pStyle w:val="BodyText"/>
         <w:spacing w:before="240" w:line="288" w:lineRule="auto"/>
         <w:ind w:left="720" w:right="794"/>
-        <w:jc w:val="center"/>
         <w:rPr>
           <w:b/>
           <w:bCs/>
@@ -8647,7 +8609,6 @@
         <w:rPr>
           <w:b/>
           <w:bCs/>
-          <w:u w:val="single"/>
           <w:lang w:val="en-IN"/>
         </w:rPr>
         <w:t>NFR13 – Future Expansion:</w:t>
@@ -8664,7 +8625,6 @@
         <w:pStyle w:val="BodyText"/>
         <w:spacing w:before="240" w:line="288" w:lineRule="auto"/>
         <w:ind w:left="720" w:right="794"/>
-        <w:jc w:val="center"/>
         <w:rPr>
           <w:b/>
           <w:bCs/>
@@ -8699,7 +8659,6 @@
         <w:rPr>
           <w:b/>
           <w:bCs/>
-          <w:u w:val="single"/>
           <w:lang w:val="en-IN"/>
         </w:rPr>
         <w:t>NFR14 – Browser Compatibility:</w:t>
@@ -8724,7 +8683,6 @@
         <w:rPr>
           <w:b/>
           <w:bCs/>
-          <w:u w:val="single"/>
           <w:lang w:val="en-IN"/>
         </w:rPr>
         <w:t>NFR15 – Device Compatibility:</w:t>
@@ -8733,7 +8691,13 @@
         <w:rPr>
           <w:lang w:val="en-IN"/>
         </w:rPr>
-        <w:t xml:space="preserve"> The system shall be accessible on desktops, laptops, tablets, and smartphones.</w:t>
+        <w:t xml:space="preserve"> </w:t>
+      </w:r>
+      <w:r>
+        <w:rPr>
+          <w:lang w:val="en-IN"/>
+        </w:rPr>
+        <w:t>The system shall be accessible on desktops, laptops, tablets, and smartphones.</w:t>
       </w:r>
     </w:p>
     <w:p>
@@ -8815,7 +8779,7 @@
           </mc:Choice>
           <mc:Fallback>
             <w:pict>
-              <v:line w14:anchorId="62EE5901" id="Straight Connector 4" o:spid="_x0000_s1026" style="position:absolute;z-index:487595008;visibility:visible;mso-wrap-style:square;mso-wrap-distance-left:9pt;mso-wrap-distance-top:0;mso-wrap-distance-right:9pt;mso-wrap-distance-bottom:0;mso-position-horizontal:absolute;mso-position-horizontal-relative:text;mso-position-vertical:absolute;mso-position-vertical-relative:text" from="0,2.95pt" to="526.05pt,2.95pt" o:gfxdata="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" strokecolor="black [3200]" strokeweight="2pt">
+              <v:line w14:anchorId="776DC31C" id="Straight Connector 4" o:spid="_x0000_s1026" style="position:absolute;z-index:487595008;visibility:visible;mso-wrap-style:square;mso-wrap-distance-left:9pt;mso-wrap-distance-top:0;mso-wrap-distance-right:9pt;mso-wrap-distance-bottom:0;mso-position-horizontal:absolute;mso-position-horizontal-relative:text;mso-position-vertical:absolute;mso-position-vertical-relative:text" from="0,2.95pt" to="526.05pt,2.95pt" o:gfxdata="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" strokecolor="black [3200]" strokeweight="2pt">
                 <v:shadow on="t" color="black" opacity="24903f" origin=",.5" offset="0,.55556mm"/>
               </v:line>
             </w:pict>
@@ -9068,7 +9032,7 @@
           </mc:Choice>
           <mc:Fallback>
             <w:pict>
-              <v:line w14:anchorId="133E5EAF" id="Straight Connector 4" o:spid="_x0000_s1026" style="position:absolute;z-index:487599104;visibility:visible;mso-wrap-style:square;mso-wrap-distance-left:9pt;mso-wrap-distance-top:0;mso-wrap-distance-right:9pt;mso-wrap-distance-bottom:0;mso-position-horizontal:absolute;mso-position-horizontal-relative:text;mso-position-vertical:absolute;mso-position-vertical-relative:text" from="0,2.95pt" to="526.05pt,2.95pt" o:gfxdata="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" strokecolor="black [3200]" strokeweight="2pt">
+              <v:line w14:anchorId="725673AE" id="Straight Connector 4" o:spid="_x0000_s1026" style="position:absolute;z-index:487599104;visibility:visible;mso-wrap-style:square;mso-wrap-distance-left:9pt;mso-wrap-distance-top:0;mso-wrap-distance-right:9pt;mso-wrap-distance-bottom:0;mso-position-horizontal:absolute;mso-position-horizontal-relative:text;mso-position-vertical:absolute;mso-position-vertical-relative:text" from="0,2.95pt" to="526.05pt,2.95pt" o:gfxdata="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" strokecolor="black [3200]" strokeweight="2pt">
                 <v:shadow on="t" color="black" opacity="24903f" origin=",.5" offset="0,.55556mm"/>
               </v:line>
             </w:pict>
@@ -9423,7 +9387,7 @@
           </mc:Choice>
           <mc:Fallback>
             <w:pict>
-              <v:line w14:anchorId="028489A8" id="Straight Connector 4" o:spid="_x0000_s1026" style="position:absolute;z-index:487597056;visibility:visible;mso-wrap-style:square;mso-wrap-distance-left:9pt;mso-wrap-distance-top:0;mso-wrap-distance-right:9pt;mso-wrap-distance-bottom:0;mso-position-horizontal:absolute;mso-position-horizontal-relative:text;mso-position-vertical:absolute;mso-position-vertical-relative:text" from="0,2.95pt" to="526.05pt,2.95pt" o:gfxdata="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" strokecolor="black [3200]" strokeweight="2pt">
+              <v:line w14:anchorId="672F4A0C" id="Straight Connector 4" o:spid="_x0000_s1026" style="position:absolute;z-index:487597056;visibility:visible;mso-wrap-style:square;mso-wrap-distance-left:9pt;mso-wrap-distance-top:0;mso-wrap-distance-right:9pt;mso-wrap-distance-bottom:0;mso-position-horizontal:absolute;mso-position-horizontal-relative:text;mso-position-vertical:absolute;mso-position-vertical-relative:text" from="0,2.95pt" to="526.05pt,2.95pt" o:gfxdata="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" strokecolor="black [3200]" strokeweight="2pt">
                 <v:shadow on="t" color="black" opacity="24903f" origin=",.5" offset="0,.55556mm"/>
               </v:line>
             </w:pict>
@@ -9436,6 +9400,12 @@
       <w:footerReference w:type="default" r:id="rId13"/>
       <w:pgSz w:w="12240" w:h="15840"/>
       <w:pgMar w:top="1440" w:right="1080" w:bottom="1440" w:left="1080" w:header="720" w:footer="720" w:gutter="0"/>
+      <w:pgBorders w:offsetFrom="page">
+        <w:top w:val="single" w:sz="4" w:space="24" w:color="auto"/>
+        <w:left w:val="single" w:sz="4" w:space="24" w:color="auto"/>
+        <w:bottom w:val="single" w:sz="4" w:space="24" w:color="auto"/>
+        <w:right w:val="single" w:sz="4" w:space="24" w:color="auto"/>
+      </w:pgBorders>
       <w:pgNumType w:start="3"/>
       <w:cols w:space="720"/>
       <w:docGrid w:linePitch="299"/>
@@ -14410,6 +14380,7 @@
   <w:style w:type="character" w:default="1" w:styleId="DefaultParagraphFont">
     <w:name w:val="Default Paragraph Font"/>
     <w:uiPriority w:val="1"/>
+    <w:semiHidden/>
     <w:unhideWhenUsed/>
   </w:style>
   <w:style w:type="table" w:default="1" w:styleId="TableNormal">
@@ -14679,6 +14650,9 @@
     <w:rsidRoot w:val="00D22581"/>
     <w:rsid w:val="00147C5D"/>
     <w:rsid w:val="003F3C42"/>
+    <w:rsid w:val="00683BAE"/>
+    <w:rsid w:val="00A91BD1"/>
+    <w:rsid w:val="00CA43D2"/>
     <w:rsid w:val="00D22581"/>
   </w:rsids>
   <m:mathPr>
@@ -15130,32 +15104,12 @@
     <w:semiHidden/>
     <w:unhideWhenUsed/>
   </w:style>
-  <w:style w:type="paragraph" w:customStyle="1" w:styleId="278DAC5A95C3428B8F38A67BE9ED0B5A">
-    <w:name w:val="278DAC5A95C3428B8F38A67BE9ED0B5A"/>
-    <w:rsid w:val="00D22581"/>
-  </w:style>
-  <w:style w:type="paragraph" w:customStyle="1" w:styleId="31956E0CD3D047C69C88F0DACF44B59E">
-    <w:name w:val="31956E0CD3D047C69C88F0DACF44B59E"/>
-    <w:rsid w:val="00D22581"/>
-  </w:style>
-  <w:style w:type="paragraph" w:customStyle="1" w:styleId="9204F6605969486082BA80E64CF13247">
-    <w:name w:val="9204F6605969486082BA80E64CF13247"/>
-    <w:rsid w:val="00D22581"/>
-  </w:style>
   <w:style w:type="paragraph" w:customStyle="1" w:styleId="422BEBE17F4349A0B27DB4B762B2B92F">
     <w:name w:val="422BEBE17F4349A0B27DB4B762B2B92F"/>
     <w:rsid w:val="00D22581"/>
   </w:style>
   <w:style w:type="paragraph" w:customStyle="1" w:styleId="40A08ACC4A3F43DAB11088D3B0454922">
     <w:name w:val="40A08ACC4A3F43DAB11088D3B0454922"/>
-    <w:rsid w:val="00D22581"/>
-  </w:style>
-  <w:style w:type="paragraph" w:customStyle="1" w:styleId="69E006D2B35F4E09B3BD47785BD0A385">
-    <w:name w:val="69E006D2B35F4E09B3BD47785BD0A385"/>
-    <w:rsid w:val="00D22581"/>
-  </w:style>
-  <w:style w:type="paragraph" w:customStyle="1" w:styleId="F6958008FA484E0A943F32EE455D8DB6">
-    <w:name w:val="F6958008FA484E0A943F32EE455D8DB6"/>
     <w:rsid w:val="00D22581"/>
   </w:style>
 </w:styles>
